--- a/docs/downloads/manuel-dietermann/doc_0455.docx
+++ b/docs/downloads/manuel-dietermann/doc_0455.docx
@@ -1,23 +1,16 @@
 
 <file path=word/document.xml><?xml version="1.0" encoding="utf-8"?>
 <w:document xmlns:wpc="http://schemas.microsoft.com/office/word/2010/wordprocessingCanvas" xmlns:cx="http://schemas.microsoft.com/office/drawing/2014/chartex" xmlns:cx1="http://schemas.microsoft.com/office/drawing/2015/9/8/chartex" xmlns:cx2="http://schemas.microsoft.com/office/drawing/2015/10/21/chartex" xmlns:cx3="http://schemas.microsoft.com/office/drawing/2016/5/9/chartex" xmlns:cx4="http://schemas.microsoft.com/office/drawing/2016/5/10/chartex" xmlns:cx5="http://schemas.microsoft.com/office/drawing/2016/5/11/chartex" xmlns:cx6="http://schemas.microsoft.com/office/drawing/2016/5/12/chartex" xmlns:cx7="http://schemas.microsoft.com/office/drawing/2016/5/13/chartex" xmlns:cx8="http://schemas.microsoft.com/office/drawing/2016/5/14/chartex" xmlns:mc="http://schemas.openxmlformats.org/markup-compatibility/2006" xmlns:aink="http://schemas.microsoft.com/office/drawing/2016/ink" xmlns:am3d="http://schemas.microsoft.com/office/drawing/2017/model3d" xmlns:o="urn:schemas-microsoft-com:office:office" xmlns:r="http://schemas.openxmlformats.org/officeDocument/2006/relationships" xmlns:m="http://schemas.openxmlformats.org/officeDocument/2006/math" xmlns:v="urn:schemas-microsoft-com:vml" xmlns:wp14="http://schemas.microsoft.com/office/word/2010/wordprocessingDrawing" xmlns:wp="http://schemas.openxmlformats.org/drawingml/2006/wordprocessingDrawing" xmlns:w10="urn:schemas-microsoft-com:office:word" xmlns:w="http://schemas.openxmlformats.org/wordprocessingml/2006/main" xmlns:w14="http://schemas.microsoft.com/office/word/2010/wordml" xmlns:w15="http://schemas.microsoft.com/office/word/2012/wordml" xmlns:w16cex="http://schemas.microsoft.com/office/word/2018/wordml/cex" xmlns:w16cid="http://schemas.microsoft.com/office/word/2016/wordml/cid" xmlns:w16="http://schemas.microsoft.com/office/word/2018/wordml" xmlns:w16sdtdh="http://schemas.microsoft.com/office/word/2020/wordml/sdtdatahash" xmlns:w16se="http://schemas.microsoft.com/office/word/2015/wordml/symex" xmlns:wpg="http://schemas.microsoft.com/office/word/2010/wordprocessingGroup" xmlns:wpi="http://schemas.microsoft.com/office/word/2010/wordprocessingInk" xmlns:wne="http://schemas.microsoft.com/office/word/2006/wordml" xmlns:wps="http://schemas.microsoft.com/office/word/2010/wordprocessingShape" mc:Ignorable="w14 w15 w16se w16cid w16 w16cex w16sdtdh wp14">
-  <w:background w:color="EAF4E4"/>
   <w:body>
     <w:p>
       <w:pPr>
-        <w:bidi/>
-        <w:jc w:val="center"/>
-        <w:rPr>
-          <w:sz w:val="44"/>
-          <w:szCs w:val="44"/>
+        <w:rPr>
           <w:rtl/>
           <w:lang w:bidi="ar-EG"/>
         </w:rPr>
       </w:pPr>
       <w:r>
         <w:rPr>
-          <w:sz w:val="44"/>
-          <w:szCs w:val="44"/>
           <w:rtl/>
           <w:lang w:bidi="ar-EG"/>
         </w:rPr>
@@ -25,8 +18,6 @@
       </w:r>
       <w:r>
         <w:rPr>
-          <w:sz w:val="44"/>
-          <w:szCs w:val="44"/>
           <w:rtl/>
           <w:lang w:bidi="ar-EG"/>
         </w:rPr>
@@ -34,16 +25,12 @@
       </w:r>
       <w:r>
         <w:rPr>
-          <w:sz w:val="44"/>
-          <w:szCs w:val="44"/>
           <w:lang w:bidi="ar-EG"/>
         </w:rPr>
         <w:instrText>HYPERLINK</w:instrText>
       </w:r>
       <w:r>
         <w:rPr>
-          <w:sz w:val="44"/>
-          <w:szCs w:val="44"/>
           <w:rtl/>
           <w:lang w:bidi="ar-EG"/>
         </w:rPr>
@@ -51,16 +38,12 @@
       </w:r>
       <w:r>
         <w:rPr>
-          <w:sz w:val="44"/>
-          <w:szCs w:val="44"/>
-          <w:lang w:bidi="ar-EG"/>
-        </w:rPr>
-        <w:instrText>https://www.bibelstudium.de/articles/5524/eisen-wird-scharf-durch-eisen.html</w:instrText>
-      </w:r>
-      <w:r>
-        <w:rPr>
-          <w:sz w:val="44"/>
-          <w:szCs w:val="44"/>
+          <w:lang w:bidi="ar-EG"/>
+        </w:rPr>
+        <w:instrText>https://www.bibelstudium.de/articles/5696/gott-in-der-wueste-dienen.html</w:instrText>
+      </w:r>
+      <w:r>
+        <w:rPr>
           <w:rtl/>
           <w:lang w:bidi="ar-EG"/>
         </w:rPr>
@@ -68,16 +51,12 @@
       </w:r>
       <w:r>
         <w:rPr>
-          <w:sz w:val="44"/>
-          <w:szCs w:val="44"/>
-          <w:rtl/>
-          <w:lang w:bidi="ar-EG"/>
-        </w:rPr>
-      </w:r>
-      <w:r>
-        <w:rPr>
-          <w:sz w:val="44"/>
-          <w:szCs w:val="44"/>
+          <w:rtl/>
+          <w:lang w:bidi="ar-EG"/>
+        </w:rPr>
+      </w:r>
+      <w:r>
+        <w:rPr>
           <w:rtl/>
           <w:lang w:bidi="ar-EG"/>
         </w:rPr>
@@ -86,28 +65,13 @@
       <w:r>
         <w:rPr>
           <w:rStyle w:val="Hyperlink"/>
-          <w:sz w:val="44"/>
-          <w:szCs w:val="44"/>
-          <w:rtl/>
-          <w:lang w:bidi="ar-EG"/>
-        </w:rPr>
-        <w:t>الْحَدِيدُ بِالْحَدِيدِ يُحَدَّدُ</w:t>
-      </w:r>
-      <w:r>
-        <w:rPr>
-          <w:rStyle w:val="Hyperlink"/>
-          <w:rFonts w:hint="cs"/>
-          <w:sz w:val="44"/>
-          <w:szCs w:val="44"/>
-          <w:rtl/>
-          <w:lang w:bidi="ar-EG"/>
-        </w:rPr>
-        <w:t xml:space="preserve"> – أمثال 27: 17</w:t>
-      </w:r>
-      <w:r>
-        <w:rPr>
-          <w:sz w:val="44"/>
-          <w:szCs w:val="44"/>
+          <w:rtl/>
+          <w:lang w:bidi="ar-EG"/>
+        </w:rPr>
+        <w:t>خدمة الله في البرية</w:t>
+      </w:r>
+      <w:r>
+        <w:rPr>
           <w:rtl/>
           <w:lang w:bidi="ar-EG"/>
         </w:rPr>
@@ -116,23 +80,13 @@
     </w:p>
     <w:p>
       <w:pPr>
-        <w:bidi/>
-        <w:jc w:val="right"/>
-        <w:rPr>
-          <w:b/>
-          <w:bCs/>
-          <w:sz w:val="44"/>
-          <w:szCs w:val="44"/>
+        <w:rPr>
           <w:rtl/>
           <w:lang w:bidi="ar-EG"/>
         </w:rPr>
       </w:pPr>
       <w:r>
         <w:rPr>
-          <w:b/>
-          <w:bCs/>
-          <w:sz w:val="44"/>
-          <w:szCs w:val="44"/>
           <w:lang w:bidi="ar-EG"/>
         </w:rPr>
         <w:t xml:space="preserve">Manuel </w:t>
@@ -140,10 +94,6 @@
       <w:proofErr w:type="spellStart"/>
       <w:r>
         <w:rPr>
-          <w:b/>
-          <w:bCs/>
-          <w:sz w:val="44"/>
-          <w:szCs w:val="44"/>
           <w:lang w:bidi="ar-EG"/>
         </w:rPr>
         <w:t>Dietermann</w:t>
@@ -152,479 +102,1029 @@
     </w:p>
     <w:p>
       <w:pPr>
-        <w:bidi/>
-        <w:jc w:val="both"/>
-        <w:rPr>
-          <w:sz w:val="44"/>
-          <w:szCs w:val="44"/>
+        <w:rPr>
           <w:rtl/>
           <w:lang w:bidi="ar-EG"/>
         </w:rPr>
       </w:pPr>
       <w:r>
         <w:rPr>
+          <w:rtl/>
+          <w:lang w:bidi="ar-EG"/>
+        </w:rPr>
+        <w:t>خروج</w:t>
+      </w:r>
+      <w:r>
+        <w:rPr>
           <w:rFonts w:hint="cs"/>
-          <w:sz w:val="44"/>
-          <w:szCs w:val="44"/>
-          <w:rtl/>
-          <w:lang w:bidi="ar-EG"/>
-        </w:rPr>
-        <w:t>يرينا الله في سفر الأمثال كيف يمكننا أن نستخدم حكمته في ظروف حياتنا العملية. إجمالاً ال</w:t>
+          <w:rtl/>
+          <w:lang w:bidi="ar-EG"/>
+        </w:rPr>
+        <w:t xml:space="preserve">: 4: 22 </w:t>
+      </w:r>
+      <w:r>
+        <w:rPr>
+          <w:rtl/>
+          <w:lang w:bidi="ar-EG"/>
+        </w:rPr>
+        <w:t>–</w:t>
       </w:r>
       <w:r>
         <w:rPr>
           <w:rFonts w:hint="cs"/>
-          <w:sz w:val="44"/>
-          <w:szCs w:val="44"/>
-          <w:rtl/>
-          <w:lang w:bidi="ar-EG"/>
-        </w:rPr>
-        <w:t>أ</w:t>
+          <w:rtl/>
+          <w:lang w:bidi="ar-EG"/>
+        </w:rPr>
+        <w:t xml:space="preserve"> 23؛ خروج 8: 21 </w:t>
+      </w:r>
+      <w:r>
+        <w:rPr>
+          <w:rtl/>
+          <w:lang w:bidi="ar-EG"/>
+        </w:rPr>
+        <w:t>–</w:t>
       </w:r>
       <w:r>
         <w:rPr>
           <w:rFonts w:hint="cs"/>
-          <w:sz w:val="44"/>
-          <w:szCs w:val="44"/>
-          <w:rtl/>
-          <w:lang w:bidi="ar-EG"/>
-        </w:rPr>
-        <w:t>مر هو أن نحصل على حكمة وفهم لكيما نحيا سعداء ولمجد الرب ونبقى محفوظين من الخطية. لقد دُعي سفر الأمثال مرة بـ"كتاب كنوز الحكمة". واليوم نريد أن نتأمل باختصار في أحد الحجارة الكريمة في كتاب الحكمة. لنقرأ أمثال 27: 17:</w:t>
+          <w:rtl/>
+          <w:lang w:bidi="ar-EG"/>
+        </w:rPr>
+        <w:t xml:space="preserve"> 23؛ خروج 8: 24؛ خروج: 10: 8 </w:t>
+      </w:r>
+      <w:r>
+        <w:rPr>
+          <w:rtl/>
+          <w:lang w:bidi="ar-EG"/>
+        </w:rPr>
+        <w:t>–</w:t>
+      </w:r>
+      <w:r>
+        <w:rPr>
+          <w:rFonts w:hint="cs"/>
+          <w:rtl/>
+          <w:lang w:bidi="ar-EG"/>
+        </w:rPr>
+        <w:t xml:space="preserve"> 11؛ خروج 10: 24 </w:t>
+      </w:r>
+      <w:r>
+        <w:rPr>
+          <w:rtl/>
+          <w:lang w:bidi="ar-EG"/>
+        </w:rPr>
+        <w:t>–</w:t>
+      </w:r>
+      <w:r>
+        <w:rPr>
+          <w:rFonts w:hint="cs"/>
+          <w:rtl/>
+          <w:lang w:bidi="ar-EG"/>
+        </w:rPr>
+        <w:t xml:space="preserve"> 26.</w:t>
       </w:r>
     </w:p>
     <w:p>
       <w:pPr>
-        <w:bidi/>
-        <w:jc w:val="both"/>
-        <w:rPr>
-          <w:sz w:val="44"/>
-          <w:szCs w:val="44"/>
-          <w:rtl/>
-          <w:lang w:val="en-US" w:bidi="ar-EG"/>
+        <w:rPr>
+          <w:rtl/>
+          <w:lang w:bidi="ar-EG"/>
         </w:rPr>
       </w:pPr>
       <w:r>
         <w:rPr>
-          <w:sz w:val="44"/>
-          <w:szCs w:val="44"/>
-          <w:rtl/>
-          <w:lang w:val="en-US" w:bidi="ar-EG"/>
-        </w:rPr>
-        <w:t>17 الْحَدِيدُ بِالْحَدِيدِ يُحَدَّدُ، وَالإِنْسَانُ يُحَدِّدُ وَجْهَ صَاحِبِهِ.</w:t>
+          <w:rFonts w:hint="cs"/>
+          <w:rtl/>
+          <w:lang w:bidi="ar-EG"/>
+        </w:rPr>
+        <w:t xml:space="preserve">في سفر الخروج نحن نقرأ عن فداء شعب إسرائيل. موسى يستلم مأموريته من الله بأن يُخرج الشعب من مصر ولأجل هذا عليه أن يكلم فرعون. من بداية الأمر فإن بشارة الله لفرعون واضحة: </w:t>
+      </w:r>
+      <w:r>
+        <w:rPr>
+          <w:rtl/>
+          <w:lang w:bidi="ar-SA"/>
+        </w:rPr>
+        <w:t>إِسْرَائِيلُ</w:t>
+      </w:r>
+      <w:r>
+        <w:rPr>
+          <w:rtl/>
+        </w:rPr>
+        <w:t xml:space="preserve"> </w:t>
+      </w:r>
+      <w:r>
+        <w:rPr>
+          <w:rtl/>
+          <w:lang w:bidi="ar-SA"/>
+        </w:rPr>
+        <w:t>ابْنِي</w:t>
+      </w:r>
+      <w:r>
+        <w:rPr>
+          <w:rtl/>
+        </w:rPr>
+        <w:t xml:space="preserve"> </w:t>
+      </w:r>
+      <w:r>
+        <w:rPr>
+          <w:rtl/>
+          <w:lang w:bidi="ar-SA"/>
+        </w:rPr>
+        <w:t>الْبِكْرُ</w:t>
+      </w:r>
+      <w:r>
+        <w:rPr>
+          <w:rtl/>
+        </w:rPr>
+        <w:t>.</w:t>
+      </w:r>
+      <w:r>
+        <w:rPr>
+          <w:b/>
+          <w:bCs/>
+          <w:lang w:val="x-none" w:bidi="ar-EG"/>
+        </w:rPr>
+        <w:t xml:space="preserve"> </w:t>
+      </w:r>
+      <w:r>
+        <w:rPr>
+          <w:rtl/>
+          <w:lang w:bidi="ar-SA"/>
+        </w:rPr>
+        <w:t>فَقُلْتُ</w:t>
+      </w:r>
+      <w:r>
+        <w:rPr>
+          <w:rtl/>
+        </w:rPr>
+        <w:t xml:space="preserve"> </w:t>
+      </w:r>
+      <w:r>
+        <w:rPr>
+          <w:rtl/>
+          <w:lang w:bidi="ar-SA"/>
+        </w:rPr>
+        <w:t>لَكَ</w:t>
+      </w:r>
+      <w:r>
+        <w:rPr>
+          <w:rtl/>
+        </w:rPr>
+        <w:t xml:space="preserve">: </w:t>
+      </w:r>
+      <w:r>
+        <w:rPr>
+          <w:rtl/>
+          <w:lang w:bidi="ar-SA"/>
+        </w:rPr>
+        <w:t>أَطْلِقِ</w:t>
+      </w:r>
+      <w:r>
+        <w:rPr>
+          <w:rtl/>
+        </w:rPr>
+        <w:t xml:space="preserve"> </w:t>
+      </w:r>
+      <w:r>
+        <w:rPr>
+          <w:rtl/>
+          <w:lang w:bidi="ar-SA"/>
+        </w:rPr>
+        <w:t>ابْنِي</w:t>
+      </w:r>
+      <w:r>
+        <w:rPr>
+          <w:rtl/>
+        </w:rPr>
+        <w:t xml:space="preserve"> </w:t>
+      </w:r>
+      <w:r>
+        <w:rPr>
+          <w:rtl/>
+          <w:lang w:bidi="ar-SA"/>
+        </w:rPr>
+        <w:t>لِيَعْبُدَنِي</w:t>
+      </w:r>
+      <w:r>
+        <w:rPr>
+          <w:rFonts w:hint="cs"/>
+          <w:rtl/>
+          <w:lang w:bidi="ar-EG"/>
+        </w:rPr>
+        <w:t xml:space="preserve"> (خروج 4: 22 </w:t>
+      </w:r>
+      <w:r>
+        <w:rPr>
+          <w:rtl/>
+          <w:lang w:bidi="ar-EG"/>
+        </w:rPr>
+        <w:t>–</w:t>
+      </w:r>
+      <w:r>
+        <w:rPr>
+          <w:rFonts w:hint="cs"/>
+          <w:rtl/>
+          <w:lang w:bidi="ar-EG"/>
+        </w:rPr>
+        <w:t xml:space="preserve"> 23).</w:t>
       </w:r>
     </w:p>
     <w:p>
       <w:pPr>
-        <w:bidi/>
-        <w:jc w:val="both"/>
-        <w:rPr>
-          <w:sz w:val="44"/>
-          <w:szCs w:val="44"/>
-          <w:rtl/>
-          <w:lang w:val="en-US" w:bidi="ar-EG"/>
+        <w:rPr>
+          <w:rtl/>
+          <w:lang w:bidi="ar-EG"/>
         </w:rPr>
       </w:pPr>
       <w:r>
         <w:rPr>
           <w:rFonts w:hint="cs"/>
-          <w:sz w:val="44"/>
-          <w:szCs w:val="44"/>
-          <w:rtl/>
-          <w:lang w:val="en-US" w:bidi="ar-EG"/>
-        </w:rPr>
-        <w:t>ففي الأمثال الأمر هو عن الحكمة الروحية. الإنسان الحكيم يدرك ما يودّ الله منه. هو يدرك طرق الله ومأمورياته لحياته. إن الحكيم بالمفهوم الكتابي يحيا في علاقة مع الله وفي شركة معه. الحكمة تقود، بأن يستخدمنا يسوع المسيح في خدمتنا له كسيدنا لأجل مجده.</w:t>
+          <w:rtl/>
+          <w:lang w:bidi="ar-EG"/>
+        </w:rPr>
+        <w:t xml:space="preserve">غير أن فرعون رفض بقسوة ولم يُرد بأن يترك الشعب ينطلق. فقط من بعد الضربة </w:t>
+      </w:r>
+      <w:proofErr w:type="gramStart"/>
+      <w:r>
+        <w:rPr>
+          <w:rFonts w:hint="cs"/>
+          <w:rtl/>
+          <w:lang w:bidi="ar-EG"/>
+        </w:rPr>
+        <w:t>الـ4</w:t>
+      </w:r>
+      <w:proofErr w:type="gramEnd"/>
+      <w:r>
+        <w:rPr>
+          <w:rFonts w:hint="cs"/>
+          <w:rtl/>
+          <w:lang w:bidi="ar-EG"/>
+        </w:rPr>
+        <w:t xml:space="preserve">. </w:t>
+      </w:r>
+      <w:r>
+        <w:rPr>
+          <w:rFonts w:hint="cs"/>
+          <w:rtl/>
+          <w:lang w:bidi="ar-EG"/>
+        </w:rPr>
+        <w:t xml:space="preserve">(التي فيها أخرج الله بني إسرائيل أو أرض </w:t>
+      </w:r>
+      <w:proofErr w:type="spellStart"/>
+      <w:r>
+        <w:rPr>
+          <w:rFonts w:hint="cs"/>
+          <w:rtl/>
+          <w:lang w:bidi="ar-EG"/>
+        </w:rPr>
+        <w:t>جاسان</w:t>
+      </w:r>
+      <w:proofErr w:type="spellEnd"/>
+      <w:r>
+        <w:rPr>
+          <w:rFonts w:hint="cs"/>
+          <w:rtl/>
+          <w:lang w:bidi="ar-EG"/>
+        </w:rPr>
+        <w:t xml:space="preserve"> من الضربة) أراد فرعون "مهادنة" موسى واقترح عليه اقتراحات توافق تصوراته. غير أن هذه التصورات لم تكن على خط واحد مع أفكار الله. إنها تكتيكات إبليس والتي نحن نعرفها اليوم أيضًا والتي يمكننا أن نتعلم منها الكثير. دعونا نمعن النظر في هذه التكتيكات الأربعة باختصار.</w:t>
       </w:r>
     </w:p>
     <w:p>
       <w:pPr>
-        <w:bidi/>
-        <w:jc w:val="both"/>
-        <w:rPr>
-          <w:sz w:val="44"/>
-          <w:szCs w:val="44"/>
-          <w:rtl/>
-          <w:lang w:val="en-US" w:bidi="ar-EG"/>
+        <w:pStyle w:val="ListParagraph"/>
+        <w:numPr>
+          <w:ilvl w:val="0"/>
+          <w:numId w:val="1"/>
+        </w:numPr>
+        <w:rPr>
+          <w:lang w:bidi="ar-EG"/>
         </w:rPr>
       </w:pPr>
       <w:r>
         <w:rPr>
           <w:rFonts w:hint="cs"/>
-          <w:sz w:val="44"/>
-          <w:szCs w:val="44"/>
-          <w:rtl/>
-          <w:lang w:val="en-US" w:bidi="ar-EG"/>
-        </w:rPr>
-        <w:lastRenderedPageBreak/>
-        <w:t>في هذا العدد يتم تناول صورة من الحياة اليومية، لكي نستخدمها في علاقاتنا بين بعضنا البعض. إن أداة القطع ينبغي أن تكون حادة لكي تقطع جيدًا. إن لم تكن حادة فلن يعود المرء قادر</w:t>
-      </w:r>
-      <w:r>
-        <w:rPr>
-          <w:rFonts w:hint="cs"/>
-          <w:sz w:val="44"/>
-          <w:szCs w:val="44"/>
-          <w:rtl/>
-          <w:lang w:val="en-US" w:bidi="ar-EG"/>
-        </w:rPr>
-        <w:t>ًا</w:t>
-      </w:r>
-      <w:r>
-        <w:rPr>
-          <w:rFonts w:hint="cs"/>
-          <w:sz w:val="44"/>
-          <w:szCs w:val="44"/>
-          <w:rtl/>
-          <w:lang w:val="en-US" w:bidi="ar-EG"/>
-        </w:rPr>
-        <w:t xml:space="preserve"> </w:t>
-      </w:r>
-      <w:r>
-        <w:rPr>
-          <w:rFonts w:hint="cs"/>
-          <w:sz w:val="44"/>
-          <w:szCs w:val="44"/>
-          <w:rtl/>
-          <w:lang w:val="en-US" w:bidi="ar-EG"/>
-        </w:rPr>
-        <w:t>على استخدامها</w:t>
-      </w:r>
-      <w:r>
-        <w:rPr>
-          <w:rFonts w:hint="cs"/>
-          <w:sz w:val="44"/>
-          <w:szCs w:val="44"/>
-          <w:rtl/>
-          <w:lang w:val="en-US" w:bidi="ar-EG"/>
-        </w:rPr>
-        <w:t xml:space="preserve"> بصورة صحيحة أو أنه ينبغي عليه أن يستخدم قوة أكبر. لذلك يقول لنا الجامعة 10: 10: "</w:t>
-      </w:r>
-      <w:r>
-        <w:rPr>
-          <w:sz w:val="44"/>
-          <w:szCs w:val="44"/>
-          <w:rtl/>
-        </w:rPr>
-        <w:t xml:space="preserve"> </w:t>
-      </w:r>
-      <w:r>
-        <w:rPr>
-          <w:sz w:val="44"/>
-          <w:szCs w:val="44"/>
-          <w:rtl/>
-          <w:lang w:val="en-US" w:bidi="ar-EG"/>
-        </w:rPr>
-        <w:t xml:space="preserve">10 إِنْ كَلَّ الْحَدِيدُ وَلَمْ يُسَنِّنْ هُوَ حَدَّهُ، </w:t>
-      </w:r>
-      <w:proofErr w:type="spellStart"/>
-      <w:r>
-        <w:rPr>
-          <w:sz w:val="44"/>
-          <w:szCs w:val="44"/>
-          <w:rtl/>
-          <w:lang w:val="en-US" w:bidi="ar-EG"/>
-        </w:rPr>
-        <w:t>فَلْيَزِدِ</w:t>
-      </w:r>
-      <w:proofErr w:type="spellEnd"/>
-      <w:r>
-        <w:rPr>
-          <w:sz w:val="44"/>
-          <w:szCs w:val="44"/>
-          <w:rtl/>
-          <w:lang w:val="en-US" w:bidi="ar-EG"/>
-        </w:rPr>
-        <w:t xml:space="preserve"> الْقُوَّةَ. أَمَّا الْحِكْمَةُ فَنَافِعَةٌ لِلإِنْجَاحِ.</w:t>
-      </w:r>
-      <w:r>
-        <w:rPr>
-          <w:rFonts w:hint="cs"/>
-          <w:sz w:val="44"/>
-          <w:szCs w:val="44"/>
-          <w:rtl/>
-          <w:lang w:val="en-US" w:bidi="ar-EG"/>
-        </w:rPr>
-        <w:t>"</w:t>
+          <w:rtl/>
+          <w:lang w:bidi="ar-EG"/>
+        </w:rPr>
+        <w:t>اذبحوا في مصر!</w:t>
       </w:r>
     </w:p>
     <w:p>
       <w:pPr>
-        <w:bidi/>
-        <w:jc w:val="both"/>
-        <w:rPr>
-          <w:sz w:val="44"/>
-          <w:szCs w:val="44"/>
-          <w:rtl/>
-          <w:lang w:val="en-US" w:bidi="ar-EG"/>
+        <w:pStyle w:val="ListParagraph"/>
+        <w:rPr>
+          <w:rtl/>
         </w:rPr>
       </w:pPr>
       <w:r>
         <w:rPr>
-          <w:rFonts w:hint="cs"/>
-          <w:sz w:val="44"/>
-          <w:szCs w:val="44"/>
-          <w:rtl/>
-          <w:lang w:val="en-US" w:bidi="ar-EG"/>
-        </w:rPr>
-        <w:t xml:space="preserve">فالأمر هو بأن نعود ونستخدم </w:t>
-      </w:r>
-      <w:r>
-        <w:rPr>
-          <w:rFonts w:hint="cs"/>
-          <w:sz w:val="44"/>
-          <w:szCs w:val="44"/>
-          <w:rtl/>
-          <w:lang w:val="en-US" w:bidi="ar-EG"/>
-        </w:rPr>
-        <w:t>الأداة</w:t>
-      </w:r>
-      <w:r>
-        <w:rPr>
-          <w:rFonts w:hint="cs"/>
-          <w:sz w:val="44"/>
-          <w:szCs w:val="44"/>
-          <w:rtl/>
-          <w:lang w:val="en-US" w:bidi="ar-EG"/>
-        </w:rPr>
-        <w:t xml:space="preserve"> بصورة صحيحة، إن كلّت على سبيل المثال. في الماضي حُدّد الحديد بالحديد. فالمرء يمكنه أن يحدد الحديد فقط بشيء مصنوع من ذات المادة أو أقسى منها. فالمادة التي هي أكثر لينًا لن تحدّد أبدًا. كما أن الأمر هو كذلك: كلما ازداد استخدام المرء للأداة كلما تآكلت اسرع وكلما كان على المرء أن يقضي وقتًا أكبر في تحديد الأداة.</w:t>
+          <w:rtl/>
+          <w:lang w:bidi="ar-SA"/>
+        </w:rPr>
+        <w:t>فَدَعَا</w:t>
+      </w:r>
+      <w:r>
+        <w:rPr>
+          <w:rtl/>
+        </w:rPr>
+        <w:t xml:space="preserve"> </w:t>
+      </w:r>
+      <w:r>
+        <w:rPr>
+          <w:rtl/>
+          <w:lang w:bidi="ar-SA"/>
+        </w:rPr>
+        <w:t>فِرْعَوْنُ</w:t>
+      </w:r>
+      <w:r>
+        <w:rPr>
+          <w:rtl/>
+        </w:rPr>
+        <w:t xml:space="preserve"> </w:t>
+      </w:r>
+      <w:r>
+        <w:rPr>
+          <w:rtl/>
+          <w:lang w:bidi="ar-SA"/>
+        </w:rPr>
+        <w:t>مُوسَى</w:t>
+      </w:r>
+      <w:r>
+        <w:rPr>
+          <w:rtl/>
+        </w:rPr>
+        <w:t xml:space="preserve"> </w:t>
+      </w:r>
+      <w:r>
+        <w:rPr>
+          <w:rtl/>
+          <w:lang w:bidi="ar-SA"/>
+        </w:rPr>
+        <w:t>وَهَارُونَ</w:t>
+      </w:r>
+      <w:r>
+        <w:rPr>
+          <w:rtl/>
+        </w:rPr>
+        <w:t xml:space="preserve"> </w:t>
+      </w:r>
+      <w:r>
+        <w:rPr>
+          <w:rtl/>
+          <w:lang w:bidi="ar-SA"/>
+        </w:rPr>
+        <w:t>وَقَالَ</w:t>
+      </w:r>
+      <w:r>
+        <w:rPr>
+          <w:rtl/>
+        </w:rPr>
+        <w:t>: «</w:t>
+      </w:r>
+      <w:r>
+        <w:rPr>
+          <w:rtl/>
+          <w:lang w:bidi="ar-SA"/>
+        </w:rPr>
+        <w:t>اذْهَبُوا</w:t>
+      </w:r>
+      <w:r>
+        <w:rPr>
+          <w:rtl/>
+        </w:rPr>
+        <w:t xml:space="preserve"> </w:t>
+      </w:r>
+      <w:r>
+        <w:rPr>
+          <w:rtl/>
+          <w:lang w:bidi="ar-SA"/>
+        </w:rPr>
+        <w:t>اذْبَحُوا</w:t>
+      </w:r>
+      <w:r>
+        <w:rPr>
+          <w:rtl/>
+        </w:rPr>
+        <w:t xml:space="preserve"> </w:t>
+      </w:r>
+      <w:r>
+        <w:rPr>
+          <w:rtl/>
+          <w:lang w:bidi="ar-SA"/>
+        </w:rPr>
+        <w:t>لإِلهِكُمْ</w:t>
+      </w:r>
+      <w:r>
+        <w:rPr>
+          <w:rtl/>
+        </w:rPr>
+        <w:t xml:space="preserve"> </w:t>
+      </w:r>
+      <w:r>
+        <w:rPr>
+          <w:rtl/>
+          <w:lang w:bidi="ar-SA"/>
+        </w:rPr>
+        <w:t>فِي</w:t>
+      </w:r>
+      <w:r>
+        <w:rPr>
+          <w:rtl/>
+        </w:rPr>
+        <w:t xml:space="preserve"> </w:t>
+      </w:r>
+      <w:r>
+        <w:rPr>
+          <w:rtl/>
+          <w:lang w:bidi="ar-SA"/>
+        </w:rPr>
+        <w:t>هذِهِ</w:t>
+      </w:r>
+      <w:r>
+        <w:rPr>
+          <w:rtl/>
+        </w:rPr>
+        <w:t xml:space="preserve"> </w:t>
+      </w:r>
+      <w:r>
+        <w:rPr>
+          <w:rtl/>
+          <w:lang w:bidi="ar-SA"/>
+        </w:rPr>
+        <w:t>الأَرْضِ</w:t>
+      </w:r>
+      <w:r>
+        <w:rPr>
+          <w:rtl/>
+        </w:rPr>
+        <w:t>».</w:t>
       </w:r>
     </w:p>
     <w:p>
       <w:pPr>
-        <w:bidi/>
-        <w:jc w:val="both"/>
-        <w:rPr>
-          <w:sz w:val="44"/>
-          <w:szCs w:val="44"/>
-          <w:rtl/>
-          <w:lang w:val="en-US" w:bidi="ar-EG"/>
+        <w:autoSpaceDE w:val="0"/>
+        <w:autoSpaceDN w:val="0"/>
+        <w:adjustRightInd w:val="0"/>
+        <w:spacing w:after="0" w:line="240" w:lineRule="auto"/>
+        <w:rPr>
+          <w:rtl/>
         </w:rPr>
       </w:pPr>
       <w:r>
         <w:rPr>
-          <w:rFonts w:hint="cs"/>
-          <w:sz w:val="44"/>
-          <w:szCs w:val="44"/>
-          <w:rtl/>
-          <w:lang w:val="en-US" w:bidi="ar-EG"/>
-        </w:rPr>
-        <w:lastRenderedPageBreak/>
-        <w:t>هاتان النظرتان مهمة جدًا لحياتنا في الإيمان: من جانب واحد الأمر هو بأن نسلّم أنفسننا لنتحدد من التي هي على الأقل مصنوعة "من نفس المادة". المؤمن لا يمكنه أن يتحدد من شخص آخر غير مؤمن، فإنه سيُدخل فيه تأثير</w:t>
-      </w:r>
-      <w:r>
-        <w:rPr>
-          <w:rFonts w:hint="cs"/>
-          <w:sz w:val="44"/>
-          <w:szCs w:val="44"/>
-          <w:rtl/>
-          <w:lang w:val="en-US" w:bidi="ar-EG"/>
-        </w:rPr>
-        <w:t>ًا</w:t>
-      </w:r>
-      <w:r>
-        <w:rPr>
-          <w:rFonts w:hint="cs"/>
-          <w:sz w:val="44"/>
-          <w:szCs w:val="44"/>
-          <w:rtl/>
-          <w:lang w:val="en-US" w:bidi="ar-EG"/>
-        </w:rPr>
-        <w:t xml:space="preserve"> معاكس</w:t>
-      </w:r>
-      <w:r>
-        <w:rPr>
-          <w:rFonts w:hint="cs"/>
-          <w:sz w:val="44"/>
-          <w:szCs w:val="44"/>
-          <w:rtl/>
-          <w:lang w:val="en-US" w:bidi="ar-EG"/>
-        </w:rPr>
-        <w:t>ًا</w:t>
-      </w:r>
-      <w:r>
-        <w:rPr>
-          <w:rFonts w:hint="cs"/>
-          <w:sz w:val="44"/>
-          <w:szCs w:val="44"/>
-          <w:rtl/>
-          <w:lang w:val="en-US" w:bidi="ar-EG"/>
-        </w:rPr>
-        <w:t>. كل مَن يستشير شخصًا غير مؤمن، كثيرًا ما يحصل على مشورة تناقض الله. 1. كورنثوس 3: 19 يقول لنا: لأن حكمة هذا العالم هي جهالة عند الله.</w:t>
-      </w:r>
-    </w:p>
-    <w:p>
-      <w:pPr>
-        <w:bidi/>
-        <w:jc w:val="both"/>
-        <w:rPr>
-          <w:sz w:val="44"/>
-          <w:szCs w:val="44"/>
-          <w:rtl/>
-          <w:lang w:val="en-US" w:bidi="ar-EG"/>
-        </w:rPr>
-      </w:pPr>
-      <w:r>
-        <w:rPr>
-          <w:rFonts w:hint="cs"/>
-          <w:sz w:val="44"/>
-          <w:szCs w:val="44"/>
-          <w:rtl/>
-          <w:lang w:val="en-US" w:bidi="ar-EG"/>
-        </w:rPr>
-        <w:t>دعونا إذًا نتحدد من قِبَل الذين يعيشون في شركة مع الرب وفي مخافة نحو الرب، الذين يعطون مشورة صالحة متأسسة على كلمة الله. أو دعونا نذهب مباشرة إلى القادر على أن يجعلنا حادّين في أفضل وجه: إلى الرب يسوع بنفسه. عندما ندرس كلمة الله ونطبقها على أنفسنا، فإنها ستحددنا! إننا يمكننا أن نطلب معونته لنا، بأن يكون لكلمته تأثير أكبر على حياتنا اليومية.</w:t>
-      </w:r>
-    </w:p>
-    <w:p>
-      <w:pPr>
-        <w:bidi/>
-        <w:jc w:val="both"/>
-        <w:rPr>
-          <w:sz w:val="44"/>
-          <w:szCs w:val="44"/>
-          <w:rtl/>
-          <w:lang w:val="en-US" w:bidi="ar-EG"/>
-        </w:rPr>
-      </w:pPr>
-      <w:r>
-        <w:rPr>
-          <w:rFonts w:hint="cs"/>
-          <w:sz w:val="44"/>
-          <w:szCs w:val="44"/>
-          <w:rtl/>
-          <w:lang w:val="en-US" w:bidi="ar-EG"/>
-        </w:rPr>
-        <w:lastRenderedPageBreak/>
-        <w:t>من جانب آخر من الممكن أننا نعمل من أجل الرب ونعمل، لكننا لا نتخذ إلا القليل من الوقت أو حتى لا نتخذ أي وقت لكي نتحدد. عندها نكلّ أو لا نعود حادين. عندها سنفقد النضارة وسنلاحظ كم ينبغي علينا أن نجتهد حتى ننجز أمرًا ما. فسريعًا ما سنتعب وربما أيضًا س</w:t>
-      </w:r>
-      <w:r>
-        <w:rPr>
-          <w:rFonts w:hint="cs"/>
-          <w:sz w:val="44"/>
-          <w:szCs w:val="44"/>
-          <w:rtl/>
-          <w:lang w:val="en-US" w:bidi="ar-EG"/>
-        </w:rPr>
-        <w:t>نفقد</w:t>
-      </w:r>
-      <w:r>
-        <w:rPr>
-          <w:rFonts w:hint="cs"/>
-          <w:sz w:val="44"/>
-          <w:szCs w:val="44"/>
-          <w:rtl/>
-          <w:lang w:val="en-US" w:bidi="ar-EG"/>
-        </w:rPr>
-        <w:t xml:space="preserve"> كل فرحنا في العمل. لذا فمن الأهم أن دائمًا نتخذ في كل مرة من جديد وقتًا لكي "نتحدد". كل مَن يتحدد بكلمة الله قبل العمل، سينجزه في نضارة وقوة.</w:t>
-      </w:r>
-    </w:p>
-    <w:p>
-      <w:pPr>
-        <w:bidi/>
-        <w:jc w:val="both"/>
-        <w:rPr>
-          <w:rFonts w:hint="cs"/>
-          <w:sz w:val="44"/>
-          <w:szCs w:val="44"/>
-          <w:rtl/>
-          <w:lang w:val="en-US" w:bidi="ar-EG"/>
-        </w:rPr>
-      </w:pPr>
-      <w:r>
-        <w:rPr>
-          <w:rFonts w:hint="cs"/>
-          <w:sz w:val="44"/>
-          <w:szCs w:val="44"/>
-          <w:rtl/>
-          <w:lang w:val="en-US" w:bidi="ar-EG"/>
-        </w:rPr>
-        <w:t xml:space="preserve">صورة مميزة في عملية التحديد هي الصلاة الجماعية، لأن الصلاة توحّد. لكن أثناء الصلاة نكون موجودين مباشرة في نور الله. عندها هو يفتح قلوبنا ليتكلم معنا. كم هو رائع عندما يكون لدينا صديق </w:t>
-      </w:r>
-      <w:r>
-        <w:rPr>
-          <w:sz w:val="44"/>
-          <w:szCs w:val="44"/>
-          <w:rtl/>
-          <w:lang w:val="en-US" w:bidi="ar-EG"/>
-        </w:rPr>
-        <w:t>–</w:t>
-      </w:r>
-      <w:r>
-        <w:rPr>
-          <w:rFonts w:hint="cs"/>
-          <w:sz w:val="44"/>
-          <w:szCs w:val="44"/>
-          <w:rtl/>
-          <w:lang w:val="en-US" w:bidi="ar-EG"/>
-        </w:rPr>
-        <w:t xml:space="preserve"> أخ أو أخت في الرب -، يصلّي معنا ويجعل نفسه مستخدمًا لكيما "نتحدد" نحن. لذا دعونا نسأل أنفسنا: إن أتى أحد </w:t>
-      </w:r>
-      <w:r>
-        <w:rPr>
-          <w:rFonts w:hint="cs"/>
-          <w:sz w:val="44"/>
-          <w:szCs w:val="44"/>
-          <w:rtl/>
-          <w:lang w:val="en-US" w:bidi="ar-EG"/>
-        </w:rPr>
-        <w:t xml:space="preserve">إلينا </w:t>
-      </w:r>
-      <w:r>
-        <w:rPr>
-          <w:rFonts w:hint="cs"/>
-          <w:sz w:val="44"/>
-          <w:szCs w:val="44"/>
-          <w:rtl/>
-          <w:lang w:val="en-US" w:bidi="ar-EG"/>
-        </w:rPr>
-        <w:t>اليوم، هل نحن مستعدين بأن "</w:t>
-      </w:r>
-      <w:r>
-        <w:rPr>
-          <w:rFonts w:hint="cs"/>
-          <w:sz w:val="44"/>
-          <w:szCs w:val="44"/>
-          <w:rtl/>
-          <w:lang w:val="en-US" w:bidi="ar-EG"/>
-        </w:rPr>
-        <w:t>تت</w:t>
-      </w:r>
-      <w:r>
-        <w:rPr>
-          <w:rFonts w:hint="cs"/>
-          <w:sz w:val="44"/>
-          <w:szCs w:val="44"/>
-          <w:rtl/>
-          <w:lang w:val="en-US" w:bidi="ar-EG"/>
-        </w:rPr>
-        <w:t xml:space="preserve">حدد </w:t>
-      </w:r>
-      <w:r>
-        <w:rPr>
-          <w:rFonts w:hint="cs"/>
-          <w:sz w:val="44"/>
-          <w:szCs w:val="44"/>
-          <w:rtl/>
-          <w:lang w:val="en-US" w:bidi="ar-EG"/>
-        </w:rPr>
-        <w:t>نفوسنا</w:t>
-      </w:r>
-      <w:r>
-        <w:rPr>
-          <w:rFonts w:hint="cs"/>
-          <w:sz w:val="44"/>
-          <w:szCs w:val="44"/>
-          <w:rtl/>
-          <w:lang w:val="en-US" w:bidi="ar-EG"/>
-        </w:rPr>
-        <w:t>"؟</w:t>
+          <w:rtl/>
+          <w:lang w:bidi="ar-SA"/>
+        </w:rPr>
+        <w:t>فَقَالَ</w:t>
+      </w:r>
+      <w:r>
+        <w:rPr>
+          <w:rtl/>
+        </w:rPr>
+        <w:t xml:space="preserve"> </w:t>
+      </w:r>
+      <w:r>
+        <w:rPr>
+          <w:rtl/>
+          <w:lang w:bidi="ar-SA"/>
+        </w:rPr>
+        <w:t>مُوسَى</w:t>
+      </w:r>
+      <w:r>
+        <w:rPr>
+          <w:rtl/>
+        </w:rPr>
+        <w:t>: «</w:t>
+      </w:r>
+      <w:r>
+        <w:rPr>
+          <w:rtl/>
+          <w:lang w:bidi="ar-SA"/>
+        </w:rPr>
+        <w:t>لاَ</w:t>
+      </w:r>
+      <w:r>
+        <w:rPr>
+          <w:rtl/>
+        </w:rPr>
+        <w:t xml:space="preserve"> </w:t>
+      </w:r>
+      <w:r>
+        <w:rPr>
+          <w:rtl/>
+          <w:lang w:bidi="ar-SA"/>
+        </w:rPr>
+        <w:t>يَصْلَحُ</w:t>
+      </w:r>
+      <w:r>
+        <w:rPr>
+          <w:rtl/>
+        </w:rPr>
+        <w:t xml:space="preserve"> </w:t>
+      </w:r>
+      <w:r>
+        <w:rPr>
+          <w:rtl/>
+          <w:lang w:bidi="ar-SA"/>
+        </w:rPr>
+        <w:t>أَنْ</w:t>
+      </w:r>
+      <w:r>
+        <w:rPr>
+          <w:rtl/>
+        </w:rPr>
+        <w:t xml:space="preserve"> </w:t>
+      </w:r>
+      <w:r>
+        <w:rPr>
+          <w:rtl/>
+          <w:lang w:bidi="ar-SA"/>
+        </w:rPr>
+        <w:t>نَفْعَلَ</w:t>
+      </w:r>
+      <w:r>
+        <w:rPr>
+          <w:rtl/>
+        </w:rPr>
+        <w:t xml:space="preserve"> </w:t>
+      </w:r>
+      <w:r>
+        <w:rPr>
+          <w:rtl/>
+          <w:lang w:bidi="ar-SA"/>
+        </w:rPr>
+        <w:t>هكَذَا،</w:t>
+      </w:r>
+      <w:r>
+        <w:rPr>
+          <w:rtl/>
+        </w:rPr>
+        <w:t xml:space="preserve"> </w:t>
+      </w:r>
+      <w:r>
+        <w:rPr>
+          <w:rtl/>
+          <w:lang w:bidi="ar-SA"/>
+        </w:rPr>
+        <w:t>لأَنَّنَا</w:t>
+      </w:r>
+      <w:r>
+        <w:rPr>
+          <w:rtl/>
+        </w:rPr>
+        <w:t xml:space="preserve"> </w:t>
+      </w:r>
+      <w:r>
+        <w:rPr>
+          <w:rtl/>
+          <w:lang w:bidi="ar-SA"/>
+        </w:rPr>
+        <w:t>إِنَّمَا</w:t>
+      </w:r>
+      <w:r>
+        <w:rPr>
+          <w:rtl/>
+        </w:rPr>
+        <w:t xml:space="preserve"> </w:t>
+      </w:r>
+      <w:r>
+        <w:rPr>
+          <w:rtl/>
+          <w:lang w:bidi="ar-SA"/>
+        </w:rPr>
+        <w:t>نَذْبَحُ</w:t>
+      </w:r>
+      <w:r>
+        <w:rPr>
+          <w:rtl/>
+        </w:rPr>
+        <w:t xml:space="preserve"> </w:t>
+      </w:r>
+      <w:r>
+        <w:rPr>
+          <w:rtl/>
+          <w:lang w:bidi="ar-SA"/>
+        </w:rPr>
+        <w:t>رِجْسَ</w:t>
+      </w:r>
+      <w:r>
+        <w:rPr>
+          <w:rtl/>
+        </w:rPr>
+        <w:t xml:space="preserve"> </w:t>
+      </w:r>
+      <w:r>
+        <w:rPr>
+          <w:rtl/>
+          <w:lang w:bidi="ar-SA"/>
+        </w:rPr>
+        <w:t>الْمِصْرِيِّينَ</w:t>
+      </w:r>
+      <w:r>
+        <w:rPr>
+          <w:rtl/>
+        </w:rPr>
+        <w:t xml:space="preserve"> </w:t>
+      </w:r>
+      <w:r>
+        <w:rPr>
+          <w:rtl/>
+          <w:lang w:bidi="ar-SA"/>
+        </w:rPr>
+        <w:t>لِلرَّبِّ</w:t>
+      </w:r>
+      <w:r>
+        <w:rPr>
+          <w:rtl/>
+        </w:rPr>
+        <w:t xml:space="preserve"> </w:t>
+      </w:r>
+      <w:r>
+        <w:rPr>
+          <w:rtl/>
+          <w:lang w:bidi="ar-SA"/>
+        </w:rPr>
+        <w:t>إِلهِنَا</w:t>
+      </w:r>
+      <w:r>
+        <w:rPr>
+          <w:rtl/>
+        </w:rPr>
+        <w:t xml:space="preserve">. </w:t>
+      </w:r>
+      <w:r>
+        <w:rPr>
+          <w:rtl/>
+          <w:lang w:bidi="ar-SA"/>
+        </w:rPr>
+        <w:t>إِنْ</w:t>
+      </w:r>
+      <w:r>
+        <w:rPr>
+          <w:rtl/>
+        </w:rPr>
+        <w:t xml:space="preserve"> </w:t>
+      </w:r>
+      <w:r>
+        <w:rPr>
+          <w:rtl/>
+          <w:lang w:bidi="ar-SA"/>
+        </w:rPr>
+        <w:t>ذَبَحْنَا</w:t>
+      </w:r>
+      <w:r>
+        <w:rPr>
+          <w:rtl/>
+        </w:rPr>
+        <w:t xml:space="preserve"> </w:t>
+      </w:r>
+      <w:r>
+        <w:rPr>
+          <w:rtl/>
+          <w:lang w:bidi="ar-SA"/>
+        </w:rPr>
+        <w:t>رِجْسَ</w:t>
+      </w:r>
+      <w:r>
+        <w:rPr>
+          <w:rtl/>
+        </w:rPr>
+        <w:t xml:space="preserve"> </w:t>
+      </w:r>
+      <w:r>
+        <w:rPr>
+          <w:rtl/>
+          <w:lang w:bidi="ar-SA"/>
+        </w:rPr>
+        <w:t>الْمِصْرِيِّينَ</w:t>
+      </w:r>
+      <w:r>
+        <w:rPr>
+          <w:rtl/>
+        </w:rPr>
+        <w:t xml:space="preserve"> </w:t>
+      </w:r>
+      <w:r>
+        <w:rPr>
+          <w:rtl/>
+          <w:lang w:bidi="ar-SA"/>
+        </w:rPr>
+        <w:t>أَمَامَ</w:t>
+      </w:r>
+      <w:r>
+        <w:rPr>
+          <w:rtl/>
+        </w:rPr>
+        <w:t xml:space="preserve"> </w:t>
+      </w:r>
+      <w:r>
+        <w:rPr>
+          <w:rtl/>
+          <w:lang w:bidi="ar-SA"/>
+        </w:rPr>
+        <w:t>عُيُونِهِمْ</w:t>
+      </w:r>
+      <w:r>
+        <w:rPr>
+          <w:rtl/>
+        </w:rPr>
+        <w:t xml:space="preserve"> </w:t>
+      </w:r>
+      <w:r>
+        <w:rPr>
+          <w:rtl/>
+          <w:lang w:bidi="ar-SA"/>
+        </w:rPr>
+        <w:t>أَفَلاَ</w:t>
+      </w:r>
+      <w:r>
+        <w:rPr>
+          <w:rtl/>
+        </w:rPr>
+        <w:t xml:space="preserve"> </w:t>
+      </w:r>
+      <w:r>
+        <w:rPr>
+          <w:rtl/>
+          <w:lang w:bidi="ar-SA"/>
+        </w:rPr>
+        <w:t>يَرْجُمُونَنَا؟</w:t>
+      </w:r>
+      <w:r>
+        <w:rPr>
+          <w:rtl/>
+        </w:rPr>
+        <w:t xml:space="preserve"> </w:t>
+      </w:r>
+      <w:r>
+        <w:rPr>
+          <w:lang w:bidi="ar-SA"/>
+        </w:rPr>
+        <w:t xml:space="preserve"> </w:t>
+      </w:r>
+      <w:r>
+        <w:rPr>
+          <w:rtl/>
+          <w:lang w:bidi="ar-SA"/>
+        </w:rPr>
+        <w:t>نَذْهَبُ</w:t>
+      </w:r>
+      <w:r>
+        <w:rPr>
+          <w:rtl/>
+        </w:rPr>
+        <w:t xml:space="preserve"> </w:t>
+      </w:r>
+      <w:r>
+        <w:rPr>
+          <w:rtl/>
+          <w:lang w:bidi="ar-SA"/>
+        </w:rPr>
+        <w:t>سَفَرَ</w:t>
+      </w:r>
+      <w:r>
+        <w:rPr>
+          <w:rtl/>
+        </w:rPr>
+        <w:t xml:space="preserve"> </w:t>
+      </w:r>
+      <w:r>
+        <w:rPr>
+          <w:rtl/>
+          <w:lang w:bidi="ar-SA"/>
+        </w:rPr>
+        <w:t>ثَلاَثَةِ</w:t>
+      </w:r>
+      <w:r>
+        <w:rPr>
+          <w:rtl/>
+        </w:rPr>
+        <w:t xml:space="preserve"> </w:t>
+      </w:r>
+      <w:r>
+        <w:rPr>
+          <w:rtl/>
+          <w:lang w:bidi="ar-SA"/>
+        </w:rPr>
+        <w:t>أَيَّامٍ</w:t>
+      </w:r>
+      <w:r>
+        <w:rPr>
+          <w:rtl/>
+        </w:rPr>
+        <w:t xml:space="preserve"> </w:t>
+      </w:r>
+      <w:r>
+        <w:rPr>
+          <w:rtl/>
+          <w:lang w:bidi="ar-SA"/>
+        </w:rPr>
+        <w:t>فِي</w:t>
+      </w:r>
+      <w:r>
+        <w:rPr>
+          <w:rtl/>
+        </w:rPr>
+        <w:t xml:space="preserve"> </w:t>
+      </w:r>
+      <w:r>
+        <w:rPr>
+          <w:rtl/>
+          <w:lang w:bidi="ar-SA"/>
+        </w:rPr>
+        <w:t>الْبَرِّيَّةِ</w:t>
+      </w:r>
+      <w:r>
+        <w:rPr>
+          <w:rtl/>
+        </w:rPr>
+        <w:t xml:space="preserve"> </w:t>
+      </w:r>
+      <w:r>
+        <w:rPr>
+          <w:rtl/>
+          <w:lang w:bidi="ar-SA"/>
+        </w:rPr>
+        <w:t>وَنَذْبَحُ</w:t>
+      </w:r>
+      <w:r>
+        <w:rPr>
+          <w:rtl/>
+        </w:rPr>
+        <w:t xml:space="preserve"> </w:t>
+      </w:r>
+      <w:r>
+        <w:rPr>
+          <w:rtl/>
+          <w:lang w:bidi="ar-SA"/>
+        </w:rPr>
+        <w:t>لِلرَّبِّ</w:t>
+      </w:r>
+      <w:r>
+        <w:rPr>
+          <w:rtl/>
+        </w:rPr>
+        <w:t xml:space="preserve"> </w:t>
+      </w:r>
+      <w:r>
+        <w:rPr>
+          <w:rtl/>
+          <w:lang w:bidi="ar-SA"/>
+        </w:rPr>
+        <w:t>إِلهِنَا</w:t>
+      </w:r>
+      <w:r>
+        <w:rPr>
+          <w:rtl/>
+        </w:rPr>
+        <w:t xml:space="preserve"> </w:t>
+      </w:r>
+      <w:r>
+        <w:rPr>
+          <w:rtl/>
+          <w:lang w:bidi="ar-SA"/>
+        </w:rPr>
+        <w:t>كَمَا</w:t>
+      </w:r>
+      <w:r>
+        <w:rPr>
+          <w:rtl/>
+        </w:rPr>
+        <w:t xml:space="preserve"> </w:t>
+      </w:r>
+      <w:r>
+        <w:rPr>
+          <w:rtl/>
+          <w:lang w:bidi="ar-SA"/>
+        </w:rPr>
+        <w:t>يَقُولُ</w:t>
+      </w:r>
+      <w:r>
+        <w:rPr>
+          <w:rtl/>
+        </w:rPr>
+        <w:t xml:space="preserve"> </w:t>
+      </w:r>
+      <w:r>
+        <w:rPr>
+          <w:rtl/>
+          <w:lang w:bidi="ar-SA"/>
+        </w:rPr>
+        <w:t>لَنَا</w:t>
+      </w:r>
+      <w:r>
+        <w:rPr>
+          <w:rtl/>
+        </w:rPr>
+        <w:t>».</w:t>
       </w:r>
     </w:p>
     <w:sectPr>
-      <w:pgSz w:w="8391" w:h="11906" w:code="11"/>
-      <w:pgMar w:top="720" w:right="720" w:bottom="720" w:left="720" w:header="708" w:footer="708" w:gutter="0"/>
+      <w:pgSz w:w="11906" w:h="16838"/>
+      <w:pgMar w:top="1440" w:right="1440" w:bottom="1440" w:left="1440" w:header="708" w:footer="708" w:gutter="0"/>
       <w:cols w:space="708"/>
-      <w:docGrid w:linePitch="381"/>
+      <w:bidi/>
+      <w:rtlGutter/>
+      <w:docGrid w:linePitch="360"/>
     </w:sectPr>
   </w:body>
 </w:document>
+</file>
+
+<file path=word/numbering.xml><?xml version="1.0" encoding="utf-8"?>
+<w:numbering xmlns:wpc="http://schemas.microsoft.com/office/word/2010/wordprocessingCanvas" xmlns:cx="http://schemas.microsoft.com/office/drawing/2014/chartex" xmlns:cx1="http://schemas.microsoft.com/office/drawing/2015/9/8/chartex" xmlns:cx2="http://schemas.microsoft.com/office/drawing/2015/10/21/chartex" xmlns:cx3="http://schemas.microsoft.com/office/drawing/2016/5/9/chartex" xmlns:cx4="http://schemas.microsoft.com/office/drawing/2016/5/10/chartex" xmlns:cx5="http://schemas.microsoft.com/office/drawing/2016/5/11/chartex" xmlns:cx6="http://schemas.microsoft.com/office/drawing/2016/5/12/chartex" xmlns:cx7="http://schemas.microsoft.com/office/drawing/2016/5/13/chartex" xmlns:cx8="http://schemas.microsoft.com/office/drawing/2016/5/14/chartex" xmlns:mc="http://schemas.openxmlformats.org/markup-compatibility/2006" xmlns:aink="http://schemas.microsoft.com/office/drawing/2016/ink" xmlns:am3d="http://schemas.microsoft.com/office/drawing/2017/model3d" xmlns:o="urn:schemas-microsoft-com:office:office" xmlns:r="http://schemas.openxmlformats.org/officeDocument/2006/relationships" xmlns:m="http://schemas.openxmlformats.org/officeDocument/2006/math" xmlns:v="urn:schemas-microsoft-com:vml" xmlns:wp14="http://schemas.microsoft.com/office/word/2010/wordprocessingDrawing" xmlns:wp="http://schemas.openxmlformats.org/drawingml/2006/wordprocessingDrawing" xmlns:w10="urn:schemas-microsoft-com:office:word" xmlns:w="http://schemas.openxmlformats.org/wordprocessingml/2006/main" xmlns:w14="http://schemas.microsoft.com/office/word/2010/wordml" xmlns:w15="http://schemas.microsoft.com/office/word/2012/wordml" xmlns:w16cex="http://schemas.microsoft.com/office/word/2018/wordml/cex" xmlns:w16cid="http://schemas.microsoft.com/office/word/2016/wordml/cid" xmlns:w16="http://schemas.microsoft.com/office/word/2018/wordml" xmlns:w16sdtdh="http://schemas.microsoft.com/office/word/2020/wordml/sdtdatahash" xmlns:w16se="http://schemas.microsoft.com/office/word/2015/wordml/symex" xmlns:wpg="http://schemas.microsoft.com/office/word/2010/wordprocessingGroup" xmlns:wpi="http://schemas.microsoft.com/office/word/2010/wordprocessingInk" xmlns:wne="http://schemas.microsoft.com/office/word/2006/wordml" xmlns:wps="http://schemas.microsoft.com/office/word/2010/wordprocessingShape" mc:Ignorable="w14 w15 w16se w16cid w16 w16cex w16sdtdh wp14">
+  <w:abstractNum w:abstractNumId="0" w15:restartNumberingAfterBreak="0">
+    <w:nsid w:val="0BE92E23"/>
+    <w:multiLevelType w:val="hybridMultilevel"/>
+    <w:tmpl w:val="9384D0CE"/>
+    <w:lvl w:ilvl="0" w:tplc="0409000F">
+      <w:start w:val="1"/>
+      <w:numFmt w:val="decimal"/>
+      <w:lvlText w:val="%1."/>
+      <w:lvlJc w:val="left"/>
+      <w:pPr>
+        <w:ind w:left="720" w:hanging="360"/>
+      </w:pPr>
+      <w:rPr>
+        <w:rFonts w:hint="default"/>
+      </w:rPr>
+    </w:lvl>
+    <w:lvl w:ilvl="1" w:tplc="04090019" w:tentative="1">
+      <w:start w:val="1"/>
+      <w:numFmt w:val="lowerLetter"/>
+      <w:lvlText w:val="%2."/>
+      <w:lvlJc w:val="left"/>
+      <w:pPr>
+        <w:ind w:left="1440" w:hanging="360"/>
+      </w:pPr>
+    </w:lvl>
+    <w:lvl w:ilvl="2" w:tplc="0409001B" w:tentative="1">
+      <w:start w:val="1"/>
+      <w:numFmt w:val="lowerRoman"/>
+      <w:lvlText w:val="%3."/>
+      <w:lvlJc w:val="right"/>
+      <w:pPr>
+        <w:ind w:left="2160" w:hanging="180"/>
+      </w:pPr>
+    </w:lvl>
+    <w:lvl w:ilvl="3" w:tplc="0409000F" w:tentative="1">
+      <w:start w:val="1"/>
+      <w:numFmt w:val="decimal"/>
+      <w:lvlText w:val="%4."/>
+      <w:lvlJc w:val="left"/>
+      <w:pPr>
+        <w:ind w:left="2880" w:hanging="360"/>
+      </w:pPr>
+    </w:lvl>
+    <w:lvl w:ilvl="4" w:tplc="04090019" w:tentative="1">
+      <w:start w:val="1"/>
+      <w:numFmt w:val="lowerLetter"/>
+      <w:lvlText w:val="%5."/>
+      <w:lvlJc w:val="left"/>
+      <w:pPr>
+        <w:ind w:left="3600" w:hanging="360"/>
+      </w:pPr>
+    </w:lvl>
+    <w:lvl w:ilvl="5" w:tplc="0409001B" w:tentative="1">
+      <w:start w:val="1"/>
+      <w:numFmt w:val="lowerRoman"/>
+      <w:lvlText w:val="%6."/>
+      <w:lvlJc w:val="right"/>
+      <w:pPr>
+        <w:ind w:left="4320" w:hanging="180"/>
+      </w:pPr>
+    </w:lvl>
+    <w:lvl w:ilvl="6" w:tplc="0409000F" w:tentative="1">
+      <w:start w:val="1"/>
+      <w:numFmt w:val="decimal"/>
+      <w:lvlText w:val="%7."/>
+      <w:lvlJc w:val="left"/>
+      <w:pPr>
+        <w:ind w:left="5040" w:hanging="360"/>
+      </w:pPr>
+    </w:lvl>
+    <w:lvl w:ilvl="7" w:tplc="04090019" w:tentative="1">
+      <w:start w:val="1"/>
+      <w:numFmt w:val="lowerLetter"/>
+      <w:lvlText w:val="%8."/>
+      <w:lvlJc w:val="left"/>
+      <w:pPr>
+        <w:ind w:left="5760" w:hanging="360"/>
+      </w:pPr>
+    </w:lvl>
+    <w:lvl w:ilvl="8" w:tplc="0409001B" w:tentative="1">
+      <w:start w:val="1"/>
+      <w:numFmt w:val="lowerRoman"/>
+      <w:lvlText w:val="%9."/>
+      <w:lvlJc w:val="right"/>
+      <w:pPr>
+        <w:ind w:left="6480" w:hanging="180"/>
+      </w:pPr>
+    </w:lvl>
+  </w:abstractNum>
+  <w:num w:numId="1">
+    <w:abstractNumId w:val="0"/>
+  </w:num>
+</w:numbering>
 </file>
 
 <file path=word/styles.xml><?xml version="1.0" encoding="utf-8"?>
@@ -635,12 +1135,14 @@
         <w:rFonts w:ascii="Sakkal Majalla" w:eastAsiaTheme="minorHAnsi" w:hAnsi="Sakkal Majalla" w:cs="Sakkal Majalla"/>
         <w:sz w:val="28"/>
         <w:szCs w:val="28"/>
-        <w:lang w:val="en-IL" w:eastAsia="en-US" w:bidi="ar-SA"/>
+        <w:lang w:val="en-US" w:eastAsia="en-US" w:bidi="he-IL"/>
       </w:rPr>
     </w:rPrDefault>
     <w:pPrDefault>
       <w:pPr>
+        <w:bidi/>
         <w:spacing w:after="160" w:line="259" w:lineRule="auto"/>
+        <w:jc w:val="both"/>
       </w:pPr>
     </w:pPrDefault>
   </w:docDefaults>
@@ -1057,7 +1559,7 @@
     <w:basedOn w:val="DefaultParagraphFont"/>
     <w:uiPriority w:val="99"/>
     <w:unhideWhenUsed/>
-    <w:rsid w:val="00481D4E"/>
+    <w:rsid w:val="00BC145D"/>
     <w:rPr>
       <w:color w:val="0563C1" w:themeColor="hyperlink"/>
       <w:u w:val="single"/>
@@ -1069,17 +1571,28 @@
     <w:uiPriority w:val="99"/>
     <w:semiHidden/>
     <w:unhideWhenUsed/>
-    <w:rsid w:val="00481D4E"/>
+    <w:rsid w:val="00BC145D"/>
     <w:rPr>
       <w:color w:val="605E5C"/>
       <w:shd w:val="clear" w:color="auto" w:fill="E1DFDD"/>
     </w:rPr>
   </w:style>
+  <w:style w:type="paragraph" w:styleId="ListParagraph">
+    <w:name w:val="List Paragraph"/>
+    <w:basedOn w:val="Normal"/>
+    <w:uiPriority w:val="34"/>
+    <w:qFormat/>
+    <w:rsid w:val="00251E87"/>
+    <w:pPr>
+      <w:ind w:left="720"/>
+      <w:contextualSpacing/>
+    </w:pPr>
+  </w:style>
 </w:styles>
 </file>
 
 <file path=word/theme/theme1.xml><?xml version="1.0" encoding="utf-8"?>
-<a:theme xmlns:a="http://schemas.openxmlformats.org/drawingml/2006/main" name="ערכת נושא Office">
+<a:theme xmlns:a="http://schemas.openxmlformats.org/drawingml/2006/main" name="Office Theme">
   <a:themeElements>
     <a:clrScheme name="Office">
       <a:dk1>
